--- a/tai-lieu/MO-TA-CHUC-NANG-CHI-TIET.docx
+++ b/tai-lieu/MO-TA-CHUC-NANG-CHI-TIET.docx
@@ -1374,7 +1374,7 @@
         <w:rPr>
           <w:rFonts w:ascii="Times New Roman" w:cs="Times New Roman" w:eastAsia="Times New Roman" w:hAnsi="Times New Roman"/>
         </w:rPr>
-        <w:t xml:space="preserve">3.4. Xếp loại các tháng</w:t>
+        <w:t xml:space="preserve">3.4. Điểm tốt của con</w:t>
       </w:r>
     </w:p>
     <w:p>
@@ -1387,6 +1387,30 @@
           <w:sz w:val="26"/>
           <w:szCs w:val="26"/>
         </w:rPr>
+        <w:t xml:space="preserve">Mục “Điểm tốt của con” trên thanh điều hướng: chọn theo tuần hoặc theo tháng (ngày 1 → ngày cuối tháng) để xem điểm tốt (điểm 10, 9 – 9.75, 8 – 8.75) của riêng con theo từng môn, kèm bảng từng lượt (ngày, môn, mức điểm, ghi chú). Phụ huynh không xem được điểm tốt của bạn khác.</w:t>
+      </w:r>
+    </w:p>
+    <w:p>
+      <w:pPr>
+        <w:pStyle w:val="Heading2"/>
+      </w:pPr>
+      <w:r>
+        <w:rPr>
+          <w:rFonts w:ascii="Times New Roman" w:cs="Times New Roman" w:eastAsia="Times New Roman" w:hAnsi="Times New Roman"/>
+        </w:rPr>
+        <w:t xml:space="preserve">3.5. Xếp loại các tháng</w:t>
+      </w:r>
+    </w:p>
+    <w:p>
+      <w:pPr>
+        <w:spacing w:after="100" w:line="300"/>
+      </w:pPr>
+      <w:r>
+        <w:rPr>
+          <w:rFonts w:ascii="Times New Roman" w:cs="Times New Roman" w:eastAsia="Times New Roman" w:hAnsi="Times New Roman"/>
+          <w:sz w:val="26"/>
+          <w:szCs w:val="26"/>
+        </w:rPr>
         <w:t xml:space="preserve">Bảng gồm: tháng, xếp loại (Tốt/Khá/Đạt/Chưa đạt), điểm trung bình, số lần bị ghi sổ đầu bài, số lỗi hạ bậc, nhận xét của GVCN / cán bộ lớp, và tình trạng “đã chốt” hoặc “tạm tính”.</w:t>
       </w:r>
     </w:p>
@@ -1434,7 +1458,7 @@
         <w:rPr>
           <w:rFonts w:ascii="Times New Roman" w:cs="Times New Roman" w:eastAsia="Times New Roman" w:hAnsi="Times New Roman"/>
         </w:rPr>
-        <w:t xml:space="preserve">3.5. Xếp loại học kỳ và cả năm</w:t>
+        <w:t xml:space="preserve">3.6. Xếp loại học kỳ và cả năm</w:t>
       </w:r>
     </w:p>
     <w:p>
@@ -1458,7 +1482,7 @@
         <w:rPr>
           <w:rFonts w:ascii="Times New Roman" w:cs="Times New Roman" w:eastAsia="Times New Roman" w:hAnsi="Times New Roman"/>
         </w:rPr>
-        <w:t xml:space="preserve">3.6. Những điều phụ huynh không làm được</w:t>
+        <w:t xml:space="preserve">3.7. Những điều phụ huynh không làm được</w:t>
       </w:r>
     </w:p>
     <w:p>
@@ -1880,7 +1904,7 @@
         <w:rPr>
           <w:rFonts w:ascii="Times New Roman" w:cs="Times New Roman" w:eastAsia="Times New Roman" w:hAnsi="Times New Roman"/>
         </w:rPr>
-        <w:t xml:space="preserve">4.5. Đánh giá tháng</w:t>
+        <w:t xml:space="preserve">4.5. Điểm tốt cả lớp</w:t>
       </w:r>
     </w:p>
     <w:p>
@@ -1893,6 +1917,120 @@
           <w:sz w:val="26"/>
           <w:szCs w:val="26"/>
         </w:rPr>
+        <w:t xml:space="preserve">Trang theo dõi điểm tốt (điểm 10, 9 – 9.75, 8 – 8.75) của từng học sinh ở từng môn.</w:t>
+      </w:r>
+    </w:p>
+    <w:p>
+      <w:pPr>
+        <w:pStyle w:val="ListParagraph"/>
+        <w:numPr>
+          <w:ilvl w:val="0"/>
+          <w:numId w:val="2"/>
+        </w:numPr>
+        <w:spacing w:after="60" w:line="290"/>
+      </w:pPr>
+      <w:r>
+        <w:rPr>
+          <w:rFonts w:ascii="Times New Roman" w:cs="Times New Roman" w:eastAsia="Times New Roman" w:hAnsi="Times New Roman"/>
+          <w:sz w:val="26"/>
+          <w:szCs w:val="26"/>
+        </w:rPr>
+        <w:t xml:space="preserve">Chọn theo tuần hoặc theo tháng dương lịch (ngày 1 → ngày cuối tháng).</w:t>
+      </w:r>
+    </w:p>
+    <w:p>
+      <w:pPr>
+        <w:pStyle w:val="ListParagraph"/>
+        <w:numPr>
+          <w:ilvl w:val="0"/>
+          <w:numId w:val="2"/>
+        </w:numPr>
+        <w:spacing w:after="60" w:line="290"/>
+      </w:pPr>
+      <w:r>
+        <w:rPr>
+          <w:rFonts w:ascii="Times New Roman" w:cs="Times New Roman" w:eastAsia="Times New Roman" w:hAnsi="Times New Roman"/>
+          <w:sz w:val="26"/>
+          <w:szCs w:val="26"/>
+        </w:rPr>
+        <w:t xml:space="preserve">Số liệu: tổng lượt điểm tốt, số điểm 10 / 9 / 8, số bạn có điểm tốt, môn nhiều điểm tốt nhất; thống kê theo môn.</w:t>
+      </w:r>
+    </w:p>
+    <w:p>
+      <w:pPr>
+        <w:pStyle w:val="ListParagraph"/>
+        <w:numPr>
+          <w:ilvl w:val="0"/>
+          <w:numId w:val="2"/>
+        </w:numPr>
+        <w:spacing w:after="60" w:line="290"/>
+      </w:pPr>
+      <w:r>
+        <w:rPr>
+          <w:rFonts w:ascii="Times New Roman" w:cs="Times New Roman" w:eastAsia="Times New Roman" w:hAnsi="Times New Roman"/>
+          <w:sz w:val="26"/>
+          <w:szCs w:val="26"/>
+        </w:rPr>
+        <w:t xml:space="preserve">Bảng “Học sinh × môn”: mỗi bạn một dòng, mỗi môn một cột, ô cho biết số lượt và mức điểm; xếp bạn nhiều điểm tốt lên trước.</w:t>
+      </w:r>
+    </w:p>
+    <w:p>
+      <w:pPr>
+        <w:pStyle w:val="ListParagraph"/>
+        <w:numPr>
+          <w:ilvl w:val="0"/>
+          <w:numId w:val="2"/>
+        </w:numPr>
+        <w:spacing w:after="60" w:line="290"/>
+      </w:pPr>
+      <w:r>
+        <w:rPr>
+          <w:rFonts w:ascii="Times New Roman" w:cs="Times New Roman" w:eastAsia="Times New Roman" w:hAnsi="Times New Roman"/>
+          <w:sz w:val="26"/>
+          <w:szCs w:val="26"/>
+        </w:rPr>
+        <w:t xml:space="preserve">Bảng chi tiết từng lượt có lọc theo môn và tìm theo tên.</w:t>
+      </w:r>
+    </w:p>
+    <w:p>
+      <w:pPr>
+        <w:pStyle w:val="ListParagraph"/>
+        <w:numPr>
+          <w:ilvl w:val="0"/>
+          <w:numId w:val="2"/>
+        </w:numPr>
+        <w:spacing w:after="60" w:line="290"/>
+      </w:pPr>
+      <w:r>
+        <w:rPr>
+          <w:rFonts w:ascii="Times New Roman" w:cs="Times New Roman" w:eastAsia="Times New Roman" w:hAnsi="Times New Roman"/>
+          <w:sz w:val="26"/>
+          <w:szCs w:val="26"/>
+        </w:rPr>
+        <w:t xml:space="preserve">Điểm tốt chỉ có khi lúc ghi sổ đã chọn môn (xem mục 4.7).</w:t>
+      </w:r>
+    </w:p>
+    <w:p>
+      <w:pPr>
+        <w:pStyle w:val="Heading2"/>
+      </w:pPr>
+      <w:r>
+        <w:rPr>
+          <w:rFonts w:ascii="Times New Roman" w:cs="Times New Roman" w:eastAsia="Times New Roman" w:hAnsi="Times New Roman"/>
+        </w:rPr>
+        <w:t xml:space="preserve">4.6. Đánh giá tháng</w:t>
+      </w:r>
+    </w:p>
+    <w:p>
+      <w:pPr>
+        <w:spacing w:after="100" w:line="300"/>
+      </w:pPr>
+      <w:r>
+        <w:rPr>
+          <w:rFonts w:ascii="Times New Roman" w:cs="Times New Roman" w:eastAsia="Times New Roman" w:hAnsi="Times New Roman"/>
+          <w:sz w:val="26"/>
+          <w:szCs w:val="26"/>
+        </w:rPr>
         <w:t xml:space="preserve">Bảng giống mẫu của trường: mỗi học sinh một dòng gồm toàn bộ lỗi trong tháng (ngày 1 → ngày cuối), kết quả T/K/Đ/CĐ và ghi chú.</w:t>
       </w:r>
     </w:p>
@@ -1947,7 +2085,7 @@
           <w:sz w:val="26"/>
           <w:szCs w:val="26"/>
         </w:rPr>
-        <w:t xml:space="preserve">Nút “Xuất Excel tháng N” tạo file đúng bố cục mẫu (xem mục 6.4). Cần lưu trước khi xuất.</w:t>
+        <w:t xml:space="preserve">Nút “Xuất Excel tháng N” tạo file đúng bố cục mẫu (xem mục 6.5). Cần lưu trước khi xuất.</w:t>
       </w:r>
     </w:p>
     <w:p>
@@ -1976,7 +2114,7 @@
         <w:rPr>
           <w:rFonts w:ascii="Times New Roman" w:cs="Times New Roman" w:eastAsia="Times New Roman" w:hAnsi="Times New Roman"/>
         </w:rPr>
-        <w:t xml:space="preserve">4.6. Sổ thi đua (ghi lỗi và điểm cộng)</w:t>
+        <w:t xml:space="preserve">4.7. Sổ thi đua (ghi lỗi và điểm cộng)</w:t>
       </w:r>
     </w:p>
     <w:p>
@@ -2101,7 +2239,7 @@
           <w:sz w:val="26"/>
           <w:szCs w:val="26"/>
         </w:rPr>
-        <w:t xml:space="preserve">Nhập môn học (bắt buộc với các mục cần môn) và ghi chú nếu cần.</w:t>
+        <w:t xml:space="preserve">Chọn môn học trong danh sách (bắt buộc với các mục cần môn): 8 môn và hoạt động bắt buộc (Ngữ văn, Toán, Tiếng Anh, Lịch sử, Giáo dục thể chất, Giáo dục quốc phòng và an ninh, Hoạt động trải nghiệm – hướng nghiệp, Nội dung giáo dục của địa phương), 9 môn lựa chọn (Địa lí, Giáo dục kinh tế và pháp luật, Vật lí, Hóa học, Sinh học, Tin học, Công nghệ, Âm nhạc, Mĩ thuật), các môn riêng của trường do GVCN thêm ở Cấu hình, hoặc “Môn khác (tự nhập)” cho môn mở rộng như Tiếng Nhật. Thêm ghi chú nếu cần.</w:t>
       </w:r>
     </w:p>
     <w:p>
@@ -2387,7 +2525,7 @@
           <w:sz w:val="26"/>
           <w:szCs w:val="26"/>
         </w:rPr>
-        <w:t xml:space="preserve">GVCN có toàn quyền: dùng được mọi chức năng của cán bộ lớp (mục 4.1 – 4.6, riêng việc xoá mục không bị giới hạn 7 ngày) và có thêm tab “Quản trị” gồm 6 mục nhỏ.</w:t>
+        <w:t xml:space="preserve">GVCN có toàn quyền: dùng được mọi chức năng của cán bộ lớp (mục 4.1 – 4.7, riêng việc xoá mục không bị giới hạn 7 ngày) và có thêm tab “Quản trị” gồm 6 mục nhỏ.</w:t>
       </w:r>
     </w:p>
     <w:p>

--- a/tai-lieu/MO-TA-CHUC-NANG-CHI-TIET.docx
+++ b/tai-lieu/MO-TA-CHUC-NANG-CHI-TIET.docx
@@ -811,7 +811,7 @@
         <w:rPr>
           <w:rFonts w:ascii="Times New Roman" w:cs="Times New Roman" w:eastAsia="Times New Roman" w:hAnsi="Times New Roman"/>
         </w:rPr>
-        <w:t xml:space="preserve">2.2. Đổi mật khẩu lần đầu (bắt buộc với tài khoản mới)</w:t>
+        <w:t xml:space="preserve">2.2. Đổi mật khẩu lần đầu (nên làm, có thể để sau)</w:t>
       </w:r>
     </w:p>
     <w:p>
@@ -824,7 +824,7 @@
           <w:sz w:val="26"/>
           <w:szCs w:val="26"/>
         </w:rPr>
-        <w:t xml:space="preserve">Tài khoản vừa được cấp (hoặc vừa được GVCN đặt lại mật khẩu có tích “bắt đổi”) sẽ bị chuyển thẳng tới màn hình đặt mật khẩu riêng; chưa đổi thì chưa vào được chức năng khác.</w:t>
+        <w:t xml:space="preserve">Tài khoản vừa được cấp (hoặc vừa được GVCN đặt lại mật khẩu có tích “bắt đổi”) sẽ được chuyển tới màn hình đặt mật khẩu riêng. Nếu chưa muốn đổi ngay, bấm “Để sau, vào xem trước” để vào dùng bình thường; mục “Đổi mật khẩu” trong menu góc phải trên vẫn có nhãn “nên đổi” và đổi được lúc nào cũng được. Lần đăng nhập sau web sẽ nhắc lại cho đến khi đổi.</w:t>
       </w:r>
     </w:p>
     <w:p>
